--- a/books/new-testament/galatians/004/galatians-4-5-g5206-adoption.docx
+++ b/books/new-testament/galatians/004/galatians-4-5-g5206-adoption.docx
@@ -25,7 +25,7 @@
     </w:p>
     <w:p>
       <w:r>
-        <w:t>The Greek word huiothesia literally means "the placing of a son." It refers to the formal, legal act of adoption wherein an individual is brought into a new family and granted all the privileges, rights, and inheritance of a natural-born son. In the New Testament, this term is used exclusively by the Apostle Paul to describe the magnificent reality of salvation: believers are not merely forgiven slaves, but are elevated to the status of full adult heirs in the family of God, enjoying perfect intimacy with the Father and a guaranteed eternal inheritance.</w:t>
+        <w:t>The term huiothesia is a rich legal and theological word that describes the action of placing a person into the status of a legitimate son or daughter with full familial privileges and inheritance rights. In Galatians 4:5, it captures the stunning reality of the gospel: through Christ’s redeeming work, believers are transitioned from the status of spiritual minors and slaves under the law to mature, fully recognized heirs of God. This adoption is not merely a metaphor for affection; it is a permanent legal reality that guarantees intimacy with God as Father and an eternal inheritance.</w:t>
       </w:r>
     </w:p>
     <w:p/>
@@ -48,26 +48,22 @@
         <w:rPr>
           <w:b/>
         </w:rPr>
-        <w:t>1. Word Picture / Background</w:t>
-      </w:r>
-    </w:p>
-    <w:p>
-      <w:r>
-        <w:t>• In the Greco-Roman world, adoption was a profound and legally binding ceremony. It was often used by wealthy individuals or emperors who lacked a natural heir and needed someone to inherit their estate and continue their family name.</w:t>
-      </w:r>
-    </w:p>
-    <w:p>
-      <w:r>
-        <w:t>• Roman law granted the biological father absolute power (patria potestas) over his family, even the power of life and death. To adopt a son, the biological father had to formally sell or release the son from this absolute power, and the adoptive father had to legally purchase him out of it.</w:t>
-      </w:r>
-    </w:p>
-    <w:p>
-      <w:r>
-        <w:t>• Once adopted, the person's old life was completely erased. All prior debts were legally cancelled, all previous obligations were severed, and the individual was granted the exact same legal rights as a biological son. He became a new person in the eyes of the law, fully secure in his new family.</w:t>
+        <w:t xml:space="preserve"> 1. Word Picture / Background</w:t>
+      </w:r>
+    </w:p>
+    <w:p>
+      <w:r>
+        <w:t xml:space="preserve">The word huiothesia is a compound noun formed from huios ("son") and thesis ("a placing" or "setting"). It literally means "the placing of a son." While the concept of adoption exists in various cultures, the background for Paul's use of this word is deeply rooted in Greek and Roman legal traditions, as the Hebrew Old Testament lacks a specific legal term for adoption. </w:t>
       </w:r>
     </w:p>
     <w:p/>
     <w:p>
+      <w:r>
+        <w:t>In Roman law, adoption (adoptio) was a highly formal, life-altering legal transaction. A person who was adopted was entirely severed from their old family. All of their previous debts were legally canceled and erased, their old identity was discarded, and they were legally reborn into their new family. The adopted son received a new name, became a co-heir to the new father’s estate, and was legally treated as if he were a natural-born son. This background provides a vivid illustration of the believer's transition from the debt and slavery of sin into the household of God.</w:t>
+      </w:r>
+    </w:p>
+    <w:p/>
+    <w:p>
       <w:pPr>
         <w:rPr>
           <w:b/>
@@ -77,26 +73,22 @@
         <w:rPr>
           <w:b/>
         </w:rPr>
-        <w:t>2. Meaning / Lexical Definition</w:t>
-      </w:r>
-    </w:p>
-    <w:p>
-      <w:r>
-        <w:t>• The word huiothesia is a compound of two Greek words: huios, meaning "son," and thesis, meaning "a placing" or "a setting."</w:t>
-      </w:r>
-    </w:p>
-    <w:p>
-      <w:r>
-        <w:t>• It literally translates to "son-placing" or "the placing of a son."</w:t>
-      </w:r>
-    </w:p>
-    <w:p>
-      <w:r>
-        <w:t>• It does not mean "making a child" (which relates to natural birth) but rather "granting the status of a son." It represents the legal and relational placement of a believer into the position of a fully vested heir in God's family.</w:t>
+        <w:t xml:space="preserve"> 2. Meaning / Lexical Definition</w:t>
+      </w:r>
+    </w:p>
+    <w:p>
+      <w:r>
+        <w:t>• Huiothesia denotes the legal establishment of a child-parent relationship between parties who are not related by birth. It refers specifically to the formal act of taking a person into a family and granting them the status, rights, and privileges of a legitimate heir.</w:t>
       </w:r>
     </w:p>
     <w:p/>
     <w:p>
+      <w:r>
+        <w:t xml:space="preserve">In the New Testament, the term is used exclusively by the Apostle Paul. It represents a legal standing of grace. While regeneration (new birth) describes the change in a believer's nature, adoption (huiothesia) describes the change in a believer's legal standing before God. </w:t>
+      </w:r>
+    </w:p>
+    <w:p/>
+    <w:p>
       <w:pPr>
         <w:rPr>
           <w:b/>
@@ -106,26 +98,37 @@
         <w:rPr>
           <w:b/>
         </w:rPr>
-        <w:t>3. Usage and Word Pictures</w:t>
-      </w:r>
-    </w:p>
-    <w:p>
-      <w:r>
-        <w:t>• The term is unique in the New Testament to the Apostle Paul, appearing only five times (Romans 8:15, 8:23, 9:4, Galatians 4:5, Ephesians 1:5).</w:t>
-      </w:r>
-    </w:p>
-    <w:p>
-      <w:r>
-        <w:t>• Paul deliberately uses this Roman legal concept, rather than the Jewish concept of inheritance, to vividly illustrate to his Greco-Roman audience the permanence and wealth of their new position in Christ.</w:t>
-      </w:r>
-    </w:p>
-    <w:p>
-      <w:r>
-        <w:t>• The imagery strongly contrasts the condition of a slave with the status of a son. A slave is owned, lives in fear, and has no inheritance. An adopted son is deeply loved, lives in freedom, and possesses a guaranteed inheritance.</w:t>
+        <w:t xml:space="preserve"> 3. Usage and Word Pictures</w:t>
+      </w:r>
+    </w:p>
+    <w:p>
+      <w:r>
+        <w:t xml:space="preserve">In the Greco-Roman world, adoption was frequently utilized by wealthy, childless individuals to secure a capable heir who could carry on the family name, manage the estate, and preserve the family’s legacy. Because the stakes were so high, the process was public and legally binding. </w:t>
       </w:r>
     </w:p>
     <w:p/>
     <w:p>
+      <w:r>
+        <w:t>The word picture is one of complete transformation:</w:t>
+      </w:r>
+    </w:p>
+    <w:p>
+      <w:r>
+        <w:t>• The Debt Eraser: The moment the legal transaction was complete, any debts the adopted person owed under their previous father or master were instantly annulled.</w:t>
+      </w:r>
+    </w:p>
+    <w:p>
+      <w:r>
+        <w:t>• The Witnessed Reality: Roman adoption required witnesses. If the father died, the witnesses would step forward to guarantee that the adopted son was indeed the rightful heir.</w:t>
+      </w:r>
+    </w:p>
+    <w:p>
+      <w:r>
+        <w:t>• The Right of Access: An adopted son possessed the immediate right of access to the father. He was no longer a servant who had to wait for permission to speak, but a son who belonged in the father's presence.</w:t>
+      </w:r>
+    </w:p>
+    <w:p/>
+    <w:p>
       <w:pPr>
         <w:rPr>
           <w:b/>
@@ -135,22 +138,32 @@
         <w:rPr>
           <w:b/>
         </w:rPr>
-        <w:t>4. Theological Implications</w:t>
-      </w:r>
-    </w:p>
-    <w:p>
-      <w:r>
-        <w:t>• Theologically, there is a beautiful distinction between regeneration and adoption. Regeneration (the new birth) is what gives us the internal nature of God’s children. Adoption gives us the legal standing and rights of adult sons. Both happen simultaneously at the moment of salvation.</w:t>
-      </w:r>
-    </w:p>
-    <w:p>
-      <w:r>
-        <w:t>• Because of adoption, believers are given the Holy Spirit, enabling them to cry out "Abba, Father" (Galatians 4:6)—a term of deep, affectionate intimacy and trust.</w:t>
-      </w:r>
-    </w:p>
-    <w:p>
-      <w:r>
-        <w:t>• It emphasizes the staggering grace of God. God did not adopt humanity because we were attractive, worthy, or of noble birth. He reached into the slave market of sin, paid the ultimate purchase price (redemption) through His Son, and brought condemned slaves into His royal family.</w:t>
+        <w:t xml:space="preserve"> 4. Theological Implications</w:t>
+      </w:r>
+    </w:p>
+    <w:p>
+      <w:r>
+        <w:t>The theological weight of huiothesia is immense:</w:t>
+      </w:r>
+    </w:p>
+    <w:p>
+      <w:r>
+        <w:t>• A Legal Standing of Grace: Adoption is an act of God's free grace. We are not natural-born children of God; by nature, we are "children of wrath" (Ephesians 2:3). God legally alters our status to make us His children.</w:t>
+      </w:r>
+    </w:p>
+    <w:p>
+      <w:r>
+        <w:t>• Contrast with Slavery: Paul contrasts adoption with slavery. A slave has a master and lives in fear of punishment; an adopted child has a Father and lives in the security of love.</w:t>
+      </w:r>
+    </w:p>
+    <w:p>
+      <w:r>
+        <w:t>• Secured Inheritance: Believers are "heirs of God and joint heirs with Christ" (Romans 8:17). The inheritance is guaranteed, undefiled, and eternal.</w:t>
+      </w:r>
+    </w:p>
+    <w:p>
+      <w:r>
+        <w:t>• The Spirit’s Witness: God sends the Spirit of His Son into our hearts, enabling us to cry out, "Abba, Father"—the intimate Aramaic term used by children, reflecting both deep affection and legal security.</w:t>
       </w:r>
     </w:p>
     <w:p/>
@@ -164,26 +177,22 @@
         <w:rPr>
           <w:b/>
         </w:rPr>
-        <w:t>5. Contextual Nuance in the Passage</w:t>
-      </w:r>
-    </w:p>
-    <w:p>
-      <w:r>
-        <w:t>• In Galatians 4:1-5, Paul compares those living under the Old Testament Law to minor children. Even though a child may be the heir of a vast estate, while he is underage, he is functionally "no different from a slave" because he is under the strict control of guardians and stewards (the Law).</w:t>
-      </w:r>
-    </w:p>
-    <w:p>
-      <w:r>
-        <w:t>• Christ came "to redeem those who were under the law" so they could receive the huiothesia—the "adoption as sons."</w:t>
-      </w:r>
-    </w:p>
-    <w:p>
-      <w:r>
-        <w:t>• In this specific context, adoption means graduating from the restrictive, rule-based guardianship of the Law into the freedom, maturity, and full privileges of adult sonship in Christ. The believer is no longer a minor child needing the strict supervision of the Mosaic Law, but an adult heir permanently indwelt by the Spirit of God.</w:t>
+        <w:t xml:space="preserve"> 5. Contextual Nuance in the Passage</w:t>
+      </w:r>
+    </w:p>
+    <w:p>
+      <w:r>
+        <w:t xml:space="preserve">In Galatians 4:5, Paul is writing to believers who were being tempted to return to the bondage of legalism. He uses the analogy of an heir who, as long as he is a child, is no different from a slave because he is under guardians and stewards until the time appointed by the father (Galatians 4:1-2). </w:t>
       </w:r>
     </w:p>
     <w:p/>
     <w:p>
+      <w:r>
+        <w:t xml:space="preserve">When the "fullness of the time had come," God sent His Son to "redeem those who were under the law" so that they might receive "the adoption as sons." In this context, the nuance of huiothesia is the transition from minority status (being under the tutor of the Law) to the status of mature, adult sons who can immediately claim and enjoy their inheritance. Paul is telling the Galatians that going back to the Law is like an adult, adopted son choosing to go back to being ruled by a tutor or living like a slave. </w:t>
+      </w:r>
+    </w:p>
+    <w:p/>
+    <w:p>
       <w:pPr>
         <w:rPr>
           <w:b/>
@@ -193,7 +202,7 @@
         <w:rPr>
           <w:b/>
         </w:rPr>
-        <w:t>6. Key Uses in Other Verses (NKJV)</w:t>
+        <w:t xml:space="preserve"> 6. Key Uses in Other Verses (NKJV)</w:t>
       </w:r>
     </w:p>
     <w:p>
@@ -203,14 +212,19 @@
     </w:p>
     <w:p>
       <w:r>
-        <w:t>• Ephesians 1:5: "...having predestined us to adoption as sons by Jesus Christ to Himself, according to the good pleasure of His will..."</w:t>
-      </w:r>
-    </w:p>
-    <w:p>
-      <w:r>
         <w:t>• Romans 8:23: "Not only that, but we also who have the firstfruits of the Spirit, even we ourselves groan within ourselves, eagerly waiting for the adoption, the redemption of our body."</w:t>
       </w:r>
     </w:p>
+    <w:p>
+      <w:r>
+        <w:t>• Romans 9:4: "...who are Israelites, to whom pertain the adoption, the glory, the covenants, the giving of the law, the service of God, and the promises;"</w:t>
+      </w:r>
+    </w:p>
+    <w:p>
+      <w:r>
+        <w:t>• Ephesians 1:5: "...having predestined us to adoption as sons by Jesus Christ to Himself, according to the good pleasure of His will,"</w:t>
+      </w:r>
+    </w:p>
     <w:p/>
     <w:p>
       <w:pPr>
@@ -222,16 +236,22 @@
         <w:rPr>
           <w:b/>
         </w:rPr>
-        <w:t>7. Other Relevant Insights</w:t>
-      </w:r>
-    </w:p>
-    <w:p>
-      <w:r>
-        <w:t>• Adoption is presented in the New Testament as both an already accomplished reality and a future expectation. Believers already possess the full legal rights, freedom, and intimacy of adoption (Galatians 4:5; Romans 8:15). However, the final, visible manifestation of this adoption—when believers are completely freed from the presence of sin and take full physical possession of their inheritance—will occur at the resurrection of the body (Romans 8:23).</w:t>
+        <w:t xml:space="preserve"> 7. Other Relevant Insights</w:t>
+      </w:r>
+    </w:p>
+    <w:p>
+      <w:r>
+        <w:t xml:space="preserve">There is an "already/not yet" tension built into the New Testament concept of adoption. Legally and spiritually, believers have already received the adoption as sons (Galatians 4:5; Romans 8:15), meaning our legal status is secure and we enjoy fellowship with the Father now. </w:t>
       </w:r>
     </w:p>
     <w:p/>
     <w:p>
+      <w:r>
+        <w:t>However, we still await the physical consummation of this adoption. Romans 8:23 speaks of believers "eagerly waiting for the adoption, the redemption of our body." Our adoption will be fully, visibly realized when we receive our glorified bodies and are publicly presented as the children of God to the entire creation.</w:t>
+      </w:r>
+    </w:p>
+    <w:p/>
+    <w:p>
       <w:pPr>
         <w:rPr>
           <w:b/>
@@ -241,12 +261,7 @@
         <w:rPr>
           <w:b/>
         </w:rPr>
-        <w:t>8. References</w:t>
-      </w:r>
-    </w:p>
-    <w:p>
-      <w:r>
-        <w:t>• Theological Dictionary of the New Testament (TDNT)</w:t>
+        <w:t xml:space="preserve"> 8. References</w:t>
       </w:r>
     </w:p>
     <w:p>
@@ -256,12 +271,22 @@
     </w:p>
     <w:p>
       <w:r>
+        <w:t>• Theological Dictionary of the New Testament (TDNT / Little Kittel)</w:t>
+      </w:r>
+    </w:p>
+    <w:p>
+      <w:r>
         <w:t>• Vine's Complete Expository Dictionary of Old and New Testament Words</w:t>
       </w:r>
     </w:p>
     <w:p>
       <w:r>
-        <w:t>• Zodhiates' Complete Word Study Dictionary of the New Testament</w:t>
+        <w:t>• The Complete Word Study Dictionary: New Testament by Spiros Zodhiates</w:t>
+      </w:r>
+    </w:p>
+    <w:p>
+      <w:r>
+        <w:t>• Word Pictures in the New Testament by A.T. Robertson</w:t>
       </w:r>
     </w:p>
     <w:sectPr>
@@ -801,7 +826,7 @@
     <w:semiHidden/>
     <w:unhideWhenUsed/>
     <w:qFormat/>
-    <w:rsid w:val="009F0D2E"/>
+    <w:rsid w:val="00AC425A"/>
     <w:pPr>
       <w:keepNext/>
       <w:keepLines/>
@@ -824,7 +849,7 @@
     <w:semiHidden/>
     <w:unhideWhenUsed/>
     <w:qFormat/>
-    <w:rsid w:val="009F0D2E"/>
+    <w:rsid w:val="00AC425A"/>
     <w:pPr>
       <w:keepNext/>
       <w:keepLines/>
@@ -845,7 +870,7 @@
     <w:semiHidden/>
     <w:unhideWhenUsed/>
     <w:qFormat/>
-    <w:rsid w:val="009F0D2E"/>
+    <w:rsid w:val="00AC425A"/>
     <w:pPr>
       <w:keepNext/>
       <w:keepLines/>
@@ -868,7 +893,7 @@
     <w:semiHidden/>
     <w:unhideWhenUsed/>
     <w:qFormat/>
-    <w:rsid w:val="009F0D2E"/>
+    <w:rsid w:val="00AC425A"/>
     <w:pPr>
       <w:keepNext/>
       <w:keepLines/>
@@ -980,7 +1005,7 @@
     <w:link w:val="Heading6"/>
     <w:uiPriority w:val="9"/>
     <w:semiHidden/>
-    <w:rsid w:val="009F0D2E"/>
+    <w:rsid w:val="00AC425A"/>
     <w:rPr>
       <w:rFonts w:eastAsiaTheme="majorEastAsia" w:cstheme="majorBidi"/>
       <w:i/>
@@ -994,7 +1019,7 @@
     <w:link w:val="Heading7"/>
     <w:uiPriority w:val="9"/>
     <w:semiHidden/>
-    <w:rsid w:val="009F0D2E"/>
+    <w:rsid w:val="00AC425A"/>
     <w:rPr>
       <w:rFonts w:eastAsiaTheme="majorEastAsia" w:cstheme="majorBidi"/>
       <w:color w:val="595959" w:themeColor="text1" w:themeTint="A6"/>
@@ -1006,7 +1031,7 @@
     <w:link w:val="Heading8"/>
     <w:uiPriority w:val="9"/>
     <w:semiHidden/>
-    <w:rsid w:val="009F0D2E"/>
+    <w:rsid w:val="00AC425A"/>
     <w:rPr>
       <w:rFonts w:eastAsiaTheme="majorEastAsia" w:cstheme="majorBidi"/>
       <w:i/>
@@ -1020,7 +1045,7 @@
     <w:link w:val="Heading9"/>
     <w:uiPriority w:val="9"/>
     <w:semiHidden/>
-    <w:rsid w:val="009F0D2E"/>
+    <w:rsid w:val="00AC425A"/>
     <w:rPr>
       <w:rFonts w:eastAsiaTheme="majorEastAsia" w:cstheme="majorBidi"/>
       <w:color w:val="272727" w:themeColor="text1" w:themeTint="D8"/>
@@ -1033,7 +1058,7 @@
     <w:link w:val="TitleChar"/>
     <w:uiPriority w:val="10"/>
     <w:qFormat/>
-    <w:rsid w:val="009F0D2E"/>
+    <w:rsid w:val="00AC425A"/>
     <w:pPr>
       <w:spacing w:after="80" w:line="240" w:lineRule="auto"/>
       <w:contextualSpacing/>
@@ -1051,7 +1076,7 @@
     <w:basedOn w:val="DefaultParagraphFont"/>
     <w:link w:val="Title"/>
     <w:uiPriority w:val="10"/>
-    <w:rsid w:val="009F0D2E"/>
+    <w:rsid w:val="00AC425A"/>
     <w:rPr>
       <w:rFonts w:asciiTheme="majorHAnsi" w:eastAsiaTheme="majorEastAsia" w:hAnsiTheme="majorHAnsi" w:cstheme="majorBidi"/>
       <w:spacing w:val="-10"/>
@@ -1067,7 +1092,7 @@
     <w:link w:val="SubtitleChar"/>
     <w:uiPriority w:val="11"/>
     <w:qFormat/>
-    <w:rsid w:val="009F0D2E"/>
+    <w:rsid w:val="00AC425A"/>
     <w:pPr>
       <w:numPr>
         <w:ilvl w:val="1"/>
@@ -1086,7 +1111,7 @@
     <w:basedOn w:val="DefaultParagraphFont"/>
     <w:link w:val="Subtitle"/>
     <w:uiPriority w:val="11"/>
-    <w:rsid w:val="009F0D2E"/>
+    <w:rsid w:val="00AC425A"/>
     <w:rPr>
       <w:rFonts w:eastAsiaTheme="majorEastAsia" w:cstheme="majorBidi"/>
       <w:color w:val="595959" w:themeColor="text1" w:themeTint="A6"/>
@@ -1102,7 +1127,7 @@
     <w:link w:val="QuoteChar"/>
     <w:uiPriority w:val="29"/>
     <w:qFormat/>
-    <w:rsid w:val="009F0D2E"/>
+    <w:rsid w:val="00AC425A"/>
     <w:pPr>
       <w:spacing w:before="160"/>
       <w:jc w:val="center"/>
@@ -1118,7 +1143,7 @@
     <w:basedOn w:val="DefaultParagraphFont"/>
     <w:link w:val="Quote"/>
     <w:uiPriority w:val="29"/>
-    <w:rsid w:val="009F0D2E"/>
+    <w:rsid w:val="00AC425A"/>
     <w:rPr>
       <w:i/>
       <w:iCs/>
@@ -1130,7 +1155,7 @@
     <w:basedOn w:val="Normal"/>
     <w:uiPriority w:val="34"/>
     <w:qFormat/>
-    <w:rsid w:val="009F0D2E"/>
+    <w:rsid w:val="00AC425A"/>
     <w:pPr>
       <w:ind w:left="720"/>
       <w:contextualSpacing/>
@@ -1141,7 +1166,7 @@
     <w:basedOn w:val="DefaultParagraphFont"/>
     <w:uiPriority w:val="21"/>
     <w:qFormat/>
-    <w:rsid w:val="009F0D2E"/>
+    <w:rsid w:val="00AC425A"/>
     <w:rPr>
       <w:i/>
       <w:iCs/>
@@ -1155,7 +1180,7 @@
     <w:link w:val="IntenseQuoteChar"/>
     <w:uiPriority w:val="30"/>
     <w:qFormat/>
-    <w:rsid w:val="009F0D2E"/>
+    <w:rsid w:val="00AC425A"/>
     <w:pPr>
       <w:pBdr>
         <w:top w:val="single" w:sz="4" w:space="10" w:color="2E74B5" w:themeColor="accent1" w:themeShade="BF"/>
@@ -1176,7 +1201,7 @@
     <w:basedOn w:val="DefaultParagraphFont"/>
     <w:link w:val="IntenseQuote"/>
     <w:uiPriority w:val="30"/>
-    <w:rsid w:val="009F0D2E"/>
+    <w:rsid w:val="00AC425A"/>
     <w:rPr>
       <w:i/>
       <w:iCs/>
@@ -1188,7 +1213,7 @@
     <w:basedOn w:val="DefaultParagraphFont"/>
     <w:uiPriority w:val="32"/>
     <w:qFormat/>
-    <w:rsid w:val="009F0D2E"/>
+    <w:rsid w:val="00AC425A"/>
     <w:rPr>
       <w:b/>
       <w:bCs/>
